--- a/UI_UX/лабораторные/Лабораторная работа №6.docx
+++ b/UI_UX/лабораторные/Лабораторная работа №6.docx
@@ -1,6 +1,6 @@
 
 <file path=word/document.xml><?xml version="1.0" encoding="utf-8"?>
-<w:document xmlns:wpc="http://schemas.microsoft.com/office/word/2010/wordprocessingCanvas" xmlns:mc="http://schemas.openxmlformats.org/markup-compatibility/2006" xmlns:o="urn:schemas-microsoft-com:office:office" xmlns:r="http://schemas.openxmlformats.org/officeDocument/2006/relationships" xmlns:m="http://schemas.openxmlformats.org/officeDocument/2006/math" xmlns:v="urn:schemas-microsoft-com:vml" xmlns:wp14="http://schemas.microsoft.com/office/word/2010/wordprocessingDrawing" xmlns:wp="http://schemas.openxmlformats.org/drawingml/2006/wordprocessingDrawing" xmlns:w10="urn:schemas-microsoft-com:office:word" xmlns:w="http://schemas.openxmlformats.org/wordprocessingml/2006/main" xmlns:w14="http://schemas.microsoft.com/office/word/2010/wordml" xmlns:w15="http://schemas.microsoft.com/office/word/2012/wordml" xmlns:wpg="http://schemas.microsoft.com/office/word/2010/wordprocessingGroup" xmlns:wpi="http://schemas.microsoft.com/office/word/2010/wordprocessingInk" xmlns:wne="http://schemas.microsoft.com/office/word/2006/wordml" xmlns:wps="http://schemas.microsoft.com/office/word/2010/wordprocessingShape" mc:Ignorable="w14 w15 wp14">
+<w:document xmlns:wpc="http://schemas.microsoft.com/office/word/2010/wordprocessingCanvas" xmlns:cx="http://schemas.microsoft.com/office/drawing/2014/chartex" xmlns:cx1="http://schemas.microsoft.com/office/drawing/2015/9/8/chartex" xmlns:cx2="http://schemas.microsoft.com/office/drawing/2015/10/21/chartex" xmlns:cx3="http://schemas.microsoft.com/office/drawing/2016/5/9/chartex" xmlns:cx4="http://schemas.microsoft.com/office/drawing/2016/5/10/chartex" xmlns:cx5="http://schemas.microsoft.com/office/drawing/2016/5/11/chartex" xmlns:cx6="http://schemas.microsoft.com/office/drawing/2016/5/12/chartex" xmlns:cx7="http://schemas.microsoft.com/office/drawing/2016/5/13/chartex" xmlns:cx8="http://schemas.microsoft.com/office/drawing/2016/5/14/chartex" xmlns:mc="http://schemas.openxmlformats.org/markup-compatibility/2006" xmlns:aink="http://schemas.microsoft.com/office/drawing/2016/ink" xmlns:am3d="http://schemas.microsoft.com/office/drawing/2017/model3d" xmlns:o="urn:schemas-microsoft-com:office:office" xmlns:oel="http://schemas.microsoft.com/office/2019/extlst" xmlns:r="http://schemas.openxmlformats.org/officeDocument/2006/relationships" xmlns:m="http://schemas.openxmlformats.org/officeDocument/2006/math" xmlns:v="urn:schemas-microsoft-com:vml" xmlns:wp14="http://schemas.microsoft.com/office/word/2010/wordprocessingDrawing" xmlns:wp="http://schemas.openxmlformats.org/drawingml/2006/wordprocessingDrawing" xmlns:w10="urn:schemas-microsoft-com:office:word" xmlns:w="http://schemas.openxmlformats.org/wordprocessingml/2006/main" xmlns:w14="http://schemas.microsoft.com/office/word/2010/wordml" xmlns:w15="http://schemas.microsoft.com/office/word/2012/wordml" xmlns:w16cex="http://schemas.microsoft.com/office/word/2018/wordml/cex" xmlns:w16cid="http://schemas.microsoft.com/office/word/2016/wordml/cid" xmlns:w16="http://schemas.microsoft.com/office/word/2018/wordml" xmlns:w16du="http://schemas.microsoft.com/office/word/2023/wordml/word16du" xmlns:w16sdtdh="http://schemas.microsoft.com/office/word/2020/wordml/sdtdatahash" xmlns:w16sdtfl="http://schemas.microsoft.com/office/word/2024/wordml/sdtformatlock" xmlns:w16se="http://schemas.microsoft.com/office/word/2015/wordml/symex" xmlns:wpg="http://schemas.microsoft.com/office/word/2010/wordprocessingGroup" xmlns:wpi="http://schemas.microsoft.com/office/word/2010/wordprocessingInk" xmlns:wne="http://schemas.microsoft.com/office/word/2006/wordml" xmlns:wps="http://schemas.microsoft.com/office/word/2010/wordprocessingShape" mc:Ignorable="w14 w15 w16se w16cid w16 w16cex w16sdtdh w16sdtfl w16du wp14">
   <w:body>
     <w:p>
       <w:pPr>
@@ -69,7 +69,17 @@
           <w:sz w:val="28"/>
           <w:szCs w:val="28"/>
         </w:rPr>
-        <w:t>Цель работы:</w:t>
+        <w:t>Цель работы</w:t>
+      </w:r>
+      <w:proofErr w:type="gramStart"/>
+      <w:r>
+        <w:rPr>
+          <w:rFonts w:ascii="Times New Roman" w:hAnsi="Times New Roman" w:cs="Times New Roman"/>
+          <w:b/>
+          <w:sz w:val="28"/>
+          <w:szCs w:val="28"/>
+        </w:rPr>
+        <w:t>:</w:t>
       </w:r>
       <w:r>
         <w:rPr>
@@ -85,7 +95,16 @@
           <w:sz w:val="28"/>
           <w:szCs w:val="28"/>
         </w:rPr>
-        <w:t>Познакомиться с основными правилами композиции, изучить принципы гештальта. Спроектировать основные элементы пользовательского интерфейсов с учётом принципов гештальта</w:t>
+        <w:t>Познакомиться</w:t>
+      </w:r>
+      <w:proofErr w:type="gramEnd"/>
+      <w:r>
+        <w:rPr>
+          <w:rFonts w:ascii="Times New Roman" w:hAnsi="Times New Roman" w:cs="Times New Roman"/>
+          <w:sz w:val="28"/>
+          <w:szCs w:val="28"/>
+        </w:rPr>
+        <w:t xml:space="preserve"> с основными правилами композиции, изучить принципы гештальта. Спроектировать основные элементы пользовательского интерфейсов с учётом принципов гештальта</w:t>
       </w:r>
       <w:r>
         <w:rPr>
@@ -683,7 +702,7 @@
         </w:rPr>
         <w:lastRenderedPageBreak/>
         <w:drawing>
-          <wp:inline distT="0" distB="0" distL="0" distR="0">
+          <wp:inline distT="0" distB="0" distL="0" distR="0" wp14:anchorId="70B78721" wp14:editId="4BC7E237">
             <wp:extent cx="6064024" cy="3621024"/>
             <wp:effectExtent l="0" t="0" r="0" b="0"/>
             <wp:docPr id="3" name="Рисунок 3" descr="Si™ Daily Ui Design 028"/>
@@ -834,7 +853,7 @@
           <w:lang w:eastAsia="ru-RU"/>
         </w:rPr>
         <w:drawing>
-          <wp:inline distT="0" distB="0" distL="0" distR="0">
+          <wp:inline distT="0" distB="0" distL="0" distR="0" wp14:anchorId="4E3E411B" wp14:editId="45547C94">
             <wp:extent cx="5940425" cy="4453606"/>
             <wp:effectExtent l="0" t="0" r="3175" b="4445"/>
             <wp:docPr id="4" name="Рисунок 4" descr="https://cdn.dribbble.com/userupload/3719173/file/original-0a5afae7a8663e4dd3b5b814665ae46f.png?compress=1&amp;resize=752x"/>
@@ -964,7 +983,7 @@
         </w:rPr>
         <w:lastRenderedPageBreak/>
         <w:drawing>
-          <wp:inline distT="0" distB="0" distL="0" distR="0">
+          <wp:inline distT="0" distB="0" distL="0" distR="0" wp14:anchorId="553C1673" wp14:editId="69E52FB2">
             <wp:extent cx="4823011" cy="3616505"/>
             <wp:effectExtent l="0" t="0" r="0" b="3175"/>
             <wp:docPr id="5" name="Рисунок 5" descr="https://i.pinimg.com/originals/90/47/8b/90478b73624b95cba11a7a9ac4252971.png"/>
@@ -1153,7 +1172,7 @@
           <w:lang w:eastAsia="ru-RU"/>
         </w:rPr>
         <w:drawing>
-          <wp:inline distT="0" distB="0" distL="0" distR="0">
+          <wp:inline distT="0" distB="0" distL="0" distR="0" wp14:anchorId="2292186C" wp14:editId="59BF9D68">
             <wp:extent cx="5940425" cy="3225630"/>
             <wp:effectExtent l="0" t="0" r="3175" b="0"/>
             <wp:docPr id="7" name="Рисунок 7" descr="https://miro.medium.com/v2/resize:fit:875/1*h70dzxgiOALCT4SGi23gMw.jpeg"/>
@@ -1455,7 +1474,7 @@
           <w:lang w:eastAsia="ru-RU"/>
         </w:rPr>
         <w:drawing>
-          <wp:inline distT="0" distB="0" distL="0" distR="0">
+          <wp:inline distT="0" distB="0" distL="0" distR="0" wp14:anchorId="27068523" wp14:editId="402E47D6">
             <wp:extent cx="4210782" cy="3162650"/>
             <wp:effectExtent l="0" t="0" r="0" b="0"/>
             <wp:docPr id="9" name="Рисунок 9" descr="DietCoke"/>
@@ -1766,8 +1785,18 @@
           <w:szCs w:val="28"/>
         </w:rPr>
         <w:lastRenderedPageBreak/>
-        <w:t>Наклонные линии, выходящие под разными углами из одной точки</w:t>
-      </w:r>
+        <w:t xml:space="preserve">Наклонные линии, выходящие под разными углами </w:t>
+      </w:r>
+      <w:proofErr w:type="gramStart"/>
+      <w:r>
+        <w:rPr>
+          <w:spacing w:val="-1"/>
+          <w:sz w:val="28"/>
+          <w:szCs w:val="28"/>
+        </w:rPr>
+        <w:t>из одной точки</w:t>
+      </w:r>
+      <w:proofErr w:type="gramEnd"/>
       <w:r>
         <w:rPr>
           <w:spacing w:val="-1"/>
@@ -1878,7 +1907,7 @@
           <w:noProof/>
         </w:rPr>
         <w:drawing>
-          <wp:inline distT="0" distB="0" distL="0" distR="0">
+          <wp:inline distT="0" distB="0" distL="0" distR="0" wp14:anchorId="4A86B874" wp14:editId="2D5F2092">
             <wp:extent cx="4114800" cy="2663753"/>
             <wp:effectExtent l="0" t="0" r="0" b="3810"/>
             <wp:docPr id="1" name="Рисунок 1" descr="Acme: Product page"/>
@@ -2291,7 +2320,7 @@
           <w:noProof/>
         </w:rPr>
         <w:drawing>
-          <wp:inline distT="0" distB="0" distL="0" distR="0">
+          <wp:inline distT="0" distB="0" distL="0" distR="0" wp14:anchorId="35714021" wp14:editId="54B60994">
             <wp:extent cx="4069192" cy="3054096"/>
             <wp:effectExtent l="0" t="0" r="7620" b="0"/>
             <wp:docPr id="10" name="Рисунок 10" descr="Handcrafted Ceramics"/>
@@ -3022,7 +3051,7 @@
         <mc:AlternateContent>
           <mc:Choice Requires="wps">
             <w:drawing>
-              <wp:anchor distT="0" distB="0" distL="114300" distR="114300" simplePos="0" relativeHeight="251659264" behindDoc="0" locked="0" layoutInCell="1" allowOverlap="1">
+              <wp:anchor distT="0" distB="0" distL="114300" distR="114300" simplePos="0" relativeHeight="251659264" behindDoc="0" locked="0" layoutInCell="1" allowOverlap="1" wp14:anchorId="669A5991" wp14:editId="4A6AF19B">
                 <wp:simplePos x="0" y="0"/>
                 <wp:positionH relativeFrom="column">
                   <wp:posOffset>1946148</wp:posOffset>
@@ -3088,7 +3117,7 @@
           </mc:Choice>
           <mc:Fallback>
             <w:pict>
-              <v:rect w14:anchorId="08BED285" id="Прямоугольник 17" o:spid="_x0000_s1026" style="position:absolute;margin-left:153.25pt;margin-top:11.8pt;width:82.2pt;height:142.55pt;z-index:251659264;visibility:visible;mso-wrap-style:square;mso-width-percent:0;mso-height-percent:0;mso-wrap-distance-left:9pt;mso-wrap-distance-top:0;mso-wrap-distance-right:9pt;mso-wrap-distance-bottom:0;mso-position-horizontal:absolute;mso-position-horizontal-relative:text;mso-position-vertical:absolute;mso-position-vertical-relative:text;mso-width-percent:0;mso-height-percent:0;mso-width-relative:margin;mso-height-relative:margin;v-text-anchor:middle" o:gfxdata="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" filled="f" strokecolor="#0070c0" strokeweight="2.25pt"/>
+              <v:rect w14:anchorId="3ED84928" id="Прямоугольник 17" o:spid="_x0000_s1026" style="position:absolute;margin-left:153.25pt;margin-top:11.8pt;width:82.2pt;height:142.55pt;z-index:251659264;visibility:visible;mso-wrap-style:square;mso-width-percent:0;mso-height-percent:0;mso-wrap-distance-left:9pt;mso-wrap-distance-top:0;mso-wrap-distance-right:9pt;mso-wrap-distance-bottom:0;mso-position-horizontal:absolute;mso-position-horizontal-relative:text;mso-position-vertical:absolute;mso-position-vertical-relative:text;mso-width-percent:0;mso-height-percent:0;mso-width-relative:margin;mso-height-relative:margin;v-text-anchor:middle" o:gfxdata="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" filled="f" strokecolor="#0070c0" strokeweight="2.25pt"/>
             </w:pict>
           </mc:Fallback>
         </mc:AlternateContent>
@@ -3534,7 +3563,7 @@
           </mc:Choice>
           <mc:Fallback>
             <w:pict>
-              <v:rect w14:anchorId="2AB3ADD4" id="Прямоугольник 21" o:spid="_x0000_s1026" style="position:absolute;margin-left:99.25pt;margin-top:15.4pt;width:270pt;height:115.9pt;z-index:251661312;visibility:visible;mso-wrap-style:square;mso-width-percent:0;mso-height-percent:0;mso-wrap-distance-left:9pt;mso-wrap-distance-top:0;mso-wrap-distance-right:9pt;mso-wrap-distance-bottom:0;mso-position-horizontal:absolute;mso-position-horizontal-relative:text;mso-position-vertical:absolute;mso-position-vertical-relative:text;mso-width-percent:0;mso-height-percent:0;mso-width-relative:margin;mso-height-relative:margin;v-text-anchor:middle" o:gfxdata="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" filled="f" strokecolor="#0070c0" strokeweight="2.25pt"/>
+              <v:rect w14:anchorId="5ACAE804" id="Прямоугольник 21" o:spid="_x0000_s1026" style="position:absolute;margin-left:99.25pt;margin-top:15.4pt;width:270pt;height:115.9pt;z-index:251661312;visibility:visible;mso-wrap-style:square;mso-width-percent:0;mso-height-percent:0;mso-wrap-distance-left:9pt;mso-wrap-distance-top:0;mso-wrap-distance-right:9pt;mso-wrap-distance-bottom:0;mso-position-horizontal:absolute;mso-position-horizontal-relative:text;mso-position-vertical:absolute;mso-position-vertical-relative:text;mso-width-percent:0;mso-height-percent:0;mso-width-relative:margin;mso-height-relative:margin;v-text-anchor:middle" o:gfxdata="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" filled="f" strokecolor="#0070c0" strokeweight="2.25pt"/>
             </w:pict>
           </mc:Fallback>
         </mc:AlternateContent>
@@ -3710,7 +3739,7 @@
           <w:noProof/>
         </w:rPr>
         <w:drawing>
-          <wp:inline distT="0" distB="0" distL="0" distR="0" wp14:anchorId="1A7996DB" wp14:editId="459D0A27">
+          <wp:inline distT="0" distB="0" distL="0" distR="0" wp14:anchorId="1A7996DB" wp14:editId="54DE2959">
             <wp:extent cx="1965960" cy="1148122"/>
             <wp:effectExtent l="0" t="0" r="0" b="0"/>
             <wp:docPr id="136" name="Рисунок 136" descr="https://deadsign.ru/images/articles/gestalt/11.png"/>
@@ -3983,7 +4012,7 @@
           </mc:Choice>
           <mc:Fallback>
             <w:pict>
-              <v:rect w14:anchorId="3FE9280C" id="Прямоугольник 25" o:spid="_x0000_s1026" style="position:absolute;margin-left:99.25pt;margin-top:15.4pt;width:270pt;height:115.9pt;z-index:251665408;visibility:visible;mso-wrap-style:square;mso-width-percent:0;mso-height-percent:0;mso-wrap-distance-left:9pt;mso-wrap-distance-top:0;mso-wrap-distance-right:9pt;mso-wrap-distance-bottom:0;mso-position-horizontal:absolute;mso-position-horizontal-relative:text;mso-position-vertical:absolute;mso-position-vertical-relative:text;mso-width-percent:0;mso-height-percent:0;mso-width-relative:margin;mso-height-relative:margin;v-text-anchor:middle" o:gfxdata="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" filled="f" strokecolor="#0070c0" strokeweight="2.25pt"/>
+              <v:rect w14:anchorId="342DE52C" id="Прямоугольник 25" o:spid="_x0000_s1026" style="position:absolute;margin-left:99.25pt;margin-top:15.4pt;width:270pt;height:115.9pt;z-index:251665408;visibility:visible;mso-wrap-style:square;mso-width-percent:0;mso-height-percent:0;mso-wrap-distance-left:9pt;mso-wrap-distance-top:0;mso-wrap-distance-right:9pt;mso-wrap-distance-bottom:0;mso-position-horizontal:absolute;mso-position-horizontal-relative:text;mso-position-vertical:absolute;mso-position-vertical-relative:text;mso-width-percent:0;mso-height-percent:0;mso-width-relative:margin;mso-height-relative:margin;v-text-anchor:middle" o:gfxdata="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" filled="f" strokecolor="#0070c0" strokeweight="2.25pt"/>
             </w:pict>
           </mc:Fallback>
         </mc:AlternateContent>
@@ -4731,39 +4760,7 @@
           <w:sz w:val="28"/>
           <w:szCs w:val="28"/>
         </w:rPr>
-        <w:t xml:space="preserve">Пример применения принципа </w:t>
-      </w:r>
-      <w:r>
-        <w:rPr>
-          <w:rFonts w:ascii="Times New Roman" w:hAnsi="Times New Roman" w:cs="Times New Roman"/>
-          <w:sz w:val="28"/>
-          <w:szCs w:val="28"/>
-        </w:rPr>
-        <w:t>асимметрии</w:t>
-      </w:r>
-      <w:r>
-        <w:rPr>
-          <w:rFonts w:ascii="Times New Roman" w:hAnsi="Times New Roman" w:cs="Times New Roman"/>
-          <w:sz w:val="28"/>
-          <w:szCs w:val="28"/>
-        </w:rPr>
-        <w:t xml:space="preserve"> (</w:t>
-      </w:r>
-      <w:r>
-        <w:rPr>
-          <w:rFonts w:ascii="Times New Roman" w:hAnsi="Times New Roman" w:cs="Times New Roman"/>
-          <w:sz w:val="28"/>
-          <w:szCs w:val="28"/>
-        </w:rPr>
-        <w:t>особо выделяется серый блок) показан на рисунке 18</w:t>
-      </w:r>
-      <w:r>
-        <w:rPr>
-          <w:rFonts w:ascii="Times New Roman" w:hAnsi="Times New Roman" w:cs="Times New Roman"/>
-          <w:sz w:val="28"/>
-          <w:szCs w:val="28"/>
-        </w:rPr>
-        <w:t>.</w:t>
+        <w:t>Пример применения принципа асимметрии (особо выделяется серый блок) показан на рисунке 18.</w:t>
       </w:r>
     </w:p>
     <w:p>
@@ -4846,15 +4843,7 @@
           <w:sz w:val="28"/>
           <w:szCs w:val="28"/>
         </w:rPr>
-        <w:t>1</w:t>
-      </w:r>
-      <w:r>
-        <w:rPr>
-          <w:rFonts w:ascii="Times New Roman" w:hAnsi="Times New Roman" w:cs="Times New Roman"/>
-          <w:sz w:val="28"/>
-          <w:szCs w:val="28"/>
-        </w:rPr>
-        <w:t>8</w:t>
+        <w:t>18</w:t>
       </w:r>
       <w:r>
         <w:rPr>
@@ -4887,15 +4876,7 @@
           <w:sz w:val="28"/>
           <w:szCs w:val="28"/>
         </w:rPr>
-        <w:t xml:space="preserve">принципа </w:t>
-      </w:r>
-      <w:r>
-        <w:rPr>
-          <w:rFonts w:ascii="Times New Roman" w:hAnsi="Times New Roman" w:cs="Times New Roman"/>
-          <w:sz w:val="28"/>
-          <w:szCs w:val="28"/>
-        </w:rPr>
-        <w:t>асимметрии</w:t>
+        <w:t>принципа асимметрии</w:t>
       </w:r>
     </w:p>
     <w:p>
@@ -4969,7 +4950,7 @@
         </w:rPr>
         <w:lastRenderedPageBreak/>
         <w:drawing>
-          <wp:inline distT="0" distB="0" distL="0" distR="0">
+          <wp:inline distT="0" distB="0" distL="0" distR="0" wp14:anchorId="03C3B0A9" wp14:editId="055D05B6">
             <wp:extent cx="4459055" cy="3346704"/>
             <wp:effectExtent l="0" t="0" r="0" b="6350"/>
             <wp:docPr id="14" name="Рисунок 14" descr="Fitness App — Hero Section"/>
@@ -5045,15 +5026,7 @@
           <w:sz w:val="28"/>
           <w:szCs w:val="28"/>
         </w:rPr>
-        <w:t>1</w:t>
-      </w:r>
-      <w:r>
-        <w:rPr>
-          <w:rFonts w:ascii="Times New Roman" w:hAnsi="Times New Roman" w:cs="Times New Roman"/>
-          <w:sz w:val="28"/>
-          <w:szCs w:val="28"/>
-        </w:rPr>
-        <w:t>9</w:t>
+        <w:t>19</w:t>
       </w:r>
       <w:r>
         <w:rPr>
@@ -5295,27 +5268,7 @@
           <w:szCs w:val="28"/>
           <w:bdr w:val="none" w:sz="0" w:space="0" w:color="auto" w:frame="1"/>
         </w:rPr>
-        <w:t>Элементы, стоящие в непрерывной линии, воспринимаются как группа. Чем плавнее отрез</w:t>
-      </w:r>
-      <w:r>
-        <w:rPr>
-          <w:rFonts w:ascii="Times New Roman" w:hAnsi="Times New Roman" w:cs="Times New Roman"/>
-          <w:spacing w:val="2"/>
-          <w:sz w:val="28"/>
-          <w:szCs w:val="28"/>
-          <w:bdr w:val="none" w:sz="0" w:space="0" w:color="auto" w:frame="1"/>
-        </w:rPr>
-        <w:t>ки прямой, тем целостнее они</w:t>
-      </w:r>
-      <w:r>
-        <w:rPr>
-          <w:rFonts w:ascii="Times New Roman" w:hAnsi="Times New Roman" w:cs="Times New Roman"/>
-          <w:spacing w:val="2"/>
-          <w:sz w:val="28"/>
-          <w:szCs w:val="28"/>
-          <w:bdr w:val="none" w:sz="0" w:space="0" w:color="auto" w:frame="1"/>
-        </w:rPr>
-        <w:t xml:space="preserve"> кажутся.</w:t>
+        <w:t>Элементы, стоящие в непрерывной линии, воспринимаются как группа. Чем плавнее отрезки прямой, тем целостнее они кажутся.</w:t>
       </w:r>
       <w:r>
         <w:rPr>
@@ -5459,7 +5412,7 @@
           </mc:Choice>
           <mc:Fallback>
             <w:pict>
-              <v:rect w14:anchorId="372DE3E2" id="Прямоугольник 24" o:spid="_x0000_s1026" style="position:absolute;margin-left:144.95pt;margin-top:36.25pt;width:260.2pt;height:190.15pt;z-index:251667456;visibility:visible;mso-wrap-style:square;mso-width-percent:0;mso-height-percent:0;mso-wrap-distance-left:9pt;mso-wrap-distance-top:0;mso-wrap-distance-right:9pt;mso-wrap-distance-bottom:0;mso-position-horizontal:absolute;mso-position-horizontal-relative:text;mso-position-vertical:absolute;mso-position-vertical-relative:text;mso-width-percent:0;mso-height-percent:0;mso-width-relative:margin;mso-height-relative:margin;v-text-anchor:middle" o:gfxdata="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" filled="f" strokecolor="#0070c0" strokeweight="2.25pt"/>
+              <v:rect w14:anchorId="189B7B06" id="Прямоугольник 24" o:spid="_x0000_s1026" style="position:absolute;margin-left:144.95pt;margin-top:36.25pt;width:260.2pt;height:190.15pt;z-index:251667456;visibility:visible;mso-wrap-style:square;mso-width-percent:0;mso-height-percent:0;mso-wrap-distance-left:9pt;mso-wrap-distance-top:0;mso-wrap-distance-right:9pt;mso-wrap-distance-bottom:0;mso-position-horizontal:absolute;mso-position-horizontal-relative:text;mso-position-vertical:absolute;mso-position-vertical-relative:text;mso-width-percent:0;mso-height-percent:0;mso-width-relative:margin;mso-height-relative:margin;v-text-anchor:middle" o:gfxdata="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" filled="f" strokecolor="#0070c0" strokeweight="2.25pt"/>
             </w:pict>
           </mc:Fallback>
         </mc:AlternateContent>
@@ -5533,15 +5486,7 @@
           <w:sz w:val="28"/>
           <w:szCs w:val="28"/>
         </w:rPr>
-        <w:t>2</w:t>
-      </w:r>
-      <w:r>
-        <w:rPr>
-          <w:rFonts w:ascii="Times New Roman" w:hAnsi="Times New Roman" w:cs="Times New Roman"/>
-          <w:sz w:val="28"/>
-          <w:szCs w:val="28"/>
-        </w:rPr>
-        <w:t>1</w:t>
+        <w:t>21</w:t>
       </w:r>
       <w:r>
         <w:rPr>
@@ -5566,15 +5511,7 @@
           <w:sz w:val="28"/>
           <w:szCs w:val="28"/>
         </w:rPr>
-        <w:t xml:space="preserve">применения </w:t>
-      </w:r>
-      <w:r>
-        <w:rPr>
-          <w:rFonts w:ascii="Times New Roman" w:hAnsi="Times New Roman" w:cs="Times New Roman"/>
-          <w:sz w:val="28"/>
-          <w:szCs w:val="28"/>
-        </w:rPr>
-        <w:t>принципа непрерывности</w:t>
+        <w:t>применения принципа непрерывности</w:t>
       </w:r>
     </w:p>
     <w:p>
@@ -5924,15 +5861,7 @@
           <w:sz w:val="28"/>
           <w:szCs w:val="28"/>
         </w:rPr>
-        <w:t>2</w:t>
-      </w:r>
-      <w:r>
-        <w:rPr>
-          <w:rFonts w:ascii="Times New Roman" w:hAnsi="Times New Roman" w:cs="Times New Roman"/>
-          <w:sz w:val="28"/>
-          <w:szCs w:val="28"/>
-        </w:rPr>
-        <w:t>3</w:t>
+        <w:t>23</w:t>
       </w:r>
       <w:r>
         <w:rPr>
@@ -5957,15 +5886,7 @@
           <w:sz w:val="28"/>
           <w:szCs w:val="28"/>
         </w:rPr>
-        <w:t xml:space="preserve">применения принципа </w:t>
-      </w:r>
-      <w:r>
-        <w:rPr>
-          <w:rFonts w:ascii="Times New Roman" w:hAnsi="Times New Roman" w:cs="Times New Roman"/>
-          <w:sz w:val="28"/>
-          <w:szCs w:val="28"/>
-        </w:rPr>
-        <w:t>общего направления</w:t>
+        <w:t>применения принципа общего направления</w:t>
       </w:r>
     </w:p>
     <w:p>
@@ -6329,31 +6250,7 @@
           <w:sz w:val="28"/>
           <w:szCs w:val="28"/>
         </w:rPr>
-        <w:t xml:space="preserve"> </w:t>
-      </w:r>
-      <w:r>
-        <w:rPr>
-          <w:rFonts w:ascii="Times New Roman" w:hAnsi="Times New Roman" w:cs="Times New Roman"/>
-          <w:sz w:val="28"/>
-          <w:szCs w:val="28"/>
-        </w:rPr>
-        <w:t xml:space="preserve">Отобразить скриншот и название </w:t>
-      </w:r>
-      <w:r>
-        <w:rPr>
-          <w:rFonts w:ascii="Times New Roman" w:hAnsi="Times New Roman" w:cs="Times New Roman"/>
-          <w:sz w:val="28"/>
-          <w:szCs w:val="28"/>
-        </w:rPr>
-        <w:t>закона/элемента композиции</w:t>
-      </w:r>
-      <w:r>
-        <w:rPr>
-          <w:rFonts w:ascii="Times New Roman" w:hAnsi="Times New Roman" w:cs="Times New Roman"/>
-          <w:sz w:val="28"/>
-          <w:szCs w:val="28"/>
-        </w:rPr>
-        <w:t>.</w:t>
+        <w:t xml:space="preserve"> Отобразить скриншот и название закона/элемента композиции.</w:t>
       </w:r>
     </w:p>
     <w:p>
@@ -6650,17 +6547,7 @@
           <w:sz w:val="28"/>
           <w:szCs w:val="28"/>
         </w:rPr>
-        <w:t>Какие существуют осн</w:t>
-      </w:r>
-      <w:bookmarkStart w:id="0" w:name="_GoBack"/>
-      <w:bookmarkEnd w:id="0"/>
-      <w:r>
-        <w:rPr>
-          <w:rFonts w:ascii="Times New Roman" w:hAnsi="Times New Roman" w:cs="Times New Roman"/>
-          <w:sz w:val="28"/>
-          <w:szCs w:val="28"/>
-        </w:rPr>
-        <w:t>овные законы композиции</w:t>
+        <w:t>Какие существуют основные законы композиции</w:t>
       </w:r>
       <w:r>
         <w:rPr>
@@ -6785,7 +6672,7 @@
 </file>
 
 <file path=word/endnotes.xml><?xml version="1.0" encoding="utf-8"?>
-<w:endnotes xmlns:wpc="http://schemas.microsoft.com/office/word/2010/wordprocessingCanvas" xmlns:mc="http://schemas.openxmlformats.org/markup-compatibility/2006" xmlns:o="urn:schemas-microsoft-com:office:office" xmlns:r="http://schemas.openxmlformats.org/officeDocument/2006/relationships" xmlns:m="http://schemas.openxmlformats.org/officeDocument/2006/math" xmlns:v="urn:schemas-microsoft-com:vml" xmlns:wp14="http://schemas.microsoft.com/office/word/2010/wordprocessingDrawing" xmlns:wp="http://schemas.openxmlformats.org/drawingml/2006/wordprocessingDrawing" xmlns:w10="urn:schemas-microsoft-com:office:word" xmlns:w="http://schemas.openxmlformats.org/wordprocessingml/2006/main" xmlns:w14="http://schemas.microsoft.com/office/word/2010/wordml" xmlns:w15="http://schemas.microsoft.com/office/word/2012/wordml" xmlns:wpg="http://schemas.microsoft.com/office/word/2010/wordprocessingGroup" xmlns:wpi="http://schemas.microsoft.com/office/word/2010/wordprocessingInk" xmlns:wne="http://schemas.microsoft.com/office/word/2006/wordml" xmlns:wps="http://schemas.microsoft.com/office/word/2010/wordprocessingShape" mc:Ignorable="w14 w15 wp14">
+<w:endnotes xmlns:wpc="http://schemas.microsoft.com/office/word/2010/wordprocessingCanvas" xmlns:cx="http://schemas.microsoft.com/office/drawing/2014/chartex" xmlns:cx1="http://schemas.microsoft.com/office/drawing/2015/9/8/chartex" xmlns:cx2="http://schemas.microsoft.com/office/drawing/2015/10/21/chartex" xmlns:cx3="http://schemas.microsoft.com/office/drawing/2016/5/9/chartex" xmlns:cx4="http://schemas.microsoft.com/office/drawing/2016/5/10/chartex" xmlns:cx5="http://schemas.microsoft.com/office/drawing/2016/5/11/chartex" xmlns:cx6="http://schemas.microsoft.com/office/drawing/2016/5/12/chartex" xmlns:cx7="http://schemas.microsoft.com/office/drawing/2016/5/13/chartex" xmlns:cx8="http://schemas.microsoft.com/office/drawing/2016/5/14/chartex" xmlns:mc="http://schemas.openxmlformats.org/markup-compatibility/2006" xmlns:aink="http://schemas.microsoft.com/office/drawing/2016/ink" xmlns:am3d="http://schemas.microsoft.com/office/drawing/2017/model3d" xmlns:o="urn:schemas-microsoft-com:office:office" xmlns:oel="http://schemas.microsoft.com/office/2019/extlst" xmlns:r="http://schemas.openxmlformats.org/officeDocument/2006/relationships" xmlns:m="http://schemas.openxmlformats.org/officeDocument/2006/math" xmlns:v="urn:schemas-microsoft-com:vml" xmlns:wp14="http://schemas.microsoft.com/office/word/2010/wordprocessingDrawing" xmlns:wp="http://schemas.openxmlformats.org/drawingml/2006/wordprocessingDrawing" xmlns:w10="urn:schemas-microsoft-com:office:word" xmlns:w="http://schemas.openxmlformats.org/wordprocessingml/2006/main" xmlns:w14="http://schemas.microsoft.com/office/word/2010/wordml" xmlns:w15="http://schemas.microsoft.com/office/word/2012/wordml" xmlns:w16cex="http://schemas.microsoft.com/office/word/2018/wordml/cex" xmlns:w16cid="http://schemas.microsoft.com/office/word/2016/wordml/cid" xmlns:w16="http://schemas.microsoft.com/office/word/2018/wordml" xmlns:w16du="http://schemas.microsoft.com/office/word/2023/wordml/word16du" xmlns:w16sdtdh="http://schemas.microsoft.com/office/word/2020/wordml/sdtdatahash" xmlns:w16sdtfl="http://schemas.microsoft.com/office/word/2024/wordml/sdtformatlock" xmlns:w16se="http://schemas.microsoft.com/office/word/2015/wordml/symex" xmlns:wpg="http://schemas.microsoft.com/office/word/2010/wordprocessingGroup" xmlns:wpi="http://schemas.microsoft.com/office/word/2010/wordprocessingInk" xmlns:wne="http://schemas.microsoft.com/office/word/2006/wordml" xmlns:wps="http://schemas.microsoft.com/office/word/2010/wordprocessingShape" mc:Ignorable="w14 w15 w16se w16cid w16 w16cex w16sdtdh w16sdtfl w16du wp14">
   <w:endnote w:type="separator" w:id="-1">
     <w:p>
       <w:pPr>
@@ -6810,7 +6697,7 @@
 </file>
 
 <file path=word/footnotes.xml><?xml version="1.0" encoding="utf-8"?>
-<w:footnotes xmlns:wpc="http://schemas.microsoft.com/office/word/2010/wordprocessingCanvas" xmlns:mc="http://schemas.openxmlformats.org/markup-compatibility/2006" xmlns:o="urn:schemas-microsoft-com:office:office" xmlns:r="http://schemas.openxmlformats.org/officeDocument/2006/relationships" xmlns:m="http://schemas.openxmlformats.org/officeDocument/2006/math" xmlns:v="urn:schemas-microsoft-com:vml" xmlns:wp14="http://schemas.microsoft.com/office/word/2010/wordprocessingDrawing" xmlns:wp="http://schemas.openxmlformats.org/drawingml/2006/wordprocessingDrawing" xmlns:w10="urn:schemas-microsoft-com:office:word" xmlns:w="http://schemas.openxmlformats.org/wordprocessingml/2006/main" xmlns:w14="http://schemas.microsoft.com/office/word/2010/wordml" xmlns:w15="http://schemas.microsoft.com/office/word/2012/wordml" xmlns:wpg="http://schemas.microsoft.com/office/word/2010/wordprocessingGroup" xmlns:wpi="http://schemas.microsoft.com/office/word/2010/wordprocessingInk" xmlns:wne="http://schemas.microsoft.com/office/word/2006/wordml" xmlns:wps="http://schemas.microsoft.com/office/word/2010/wordprocessingShape" mc:Ignorable="w14 w15 wp14">
+<w:footnotes xmlns:wpc="http://schemas.microsoft.com/office/word/2010/wordprocessingCanvas" xmlns:cx="http://schemas.microsoft.com/office/drawing/2014/chartex" xmlns:cx1="http://schemas.microsoft.com/office/drawing/2015/9/8/chartex" xmlns:cx2="http://schemas.microsoft.com/office/drawing/2015/10/21/chartex" xmlns:cx3="http://schemas.microsoft.com/office/drawing/2016/5/9/chartex" xmlns:cx4="http://schemas.microsoft.com/office/drawing/2016/5/10/chartex" xmlns:cx5="http://schemas.microsoft.com/office/drawing/2016/5/11/chartex" xmlns:cx6="http://schemas.microsoft.com/office/drawing/2016/5/12/chartex" xmlns:cx7="http://schemas.microsoft.com/office/drawing/2016/5/13/chartex" xmlns:cx8="http://schemas.microsoft.com/office/drawing/2016/5/14/chartex" xmlns:mc="http://schemas.openxmlformats.org/markup-compatibility/2006" xmlns:aink="http://schemas.microsoft.com/office/drawing/2016/ink" xmlns:am3d="http://schemas.microsoft.com/office/drawing/2017/model3d" xmlns:o="urn:schemas-microsoft-com:office:office" xmlns:oel="http://schemas.microsoft.com/office/2019/extlst" xmlns:r="http://schemas.openxmlformats.org/officeDocument/2006/relationships" xmlns:m="http://schemas.openxmlformats.org/officeDocument/2006/math" xmlns:v="urn:schemas-microsoft-com:vml" xmlns:wp14="http://schemas.microsoft.com/office/word/2010/wordprocessingDrawing" xmlns:wp="http://schemas.openxmlformats.org/drawingml/2006/wordprocessingDrawing" xmlns:w10="urn:schemas-microsoft-com:office:word" xmlns:w="http://schemas.openxmlformats.org/wordprocessingml/2006/main" xmlns:w14="http://schemas.microsoft.com/office/word/2010/wordml" xmlns:w15="http://schemas.microsoft.com/office/word/2012/wordml" xmlns:w16cex="http://schemas.microsoft.com/office/word/2018/wordml/cex" xmlns:w16cid="http://schemas.microsoft.com/office/word/2016/wordml/cid" xmlns:w16="http://schemas.microsoft.com/office/word/2018/wordml" xmlns:w16du="http://schemas.microsoft.com/office/word/2023/wordml/word16du" xmlns:w16sdtdh="http://schemas.microsoft.com/office/word/2020/wordml/sdtdatahash" xmlns:w16sdtfl="http://schemas.microsoft.com/office/word/2024/wordml/sdtformatlock" xmlns:w16se="http://schemas.microsoft.com/office/word/2015/wordml/symex" xmlns:wpg="http://schemas.microsoft.com/office/word/2010/wordprocessingGroup" xmlns:wpi="http://schemas.microsoft.com/office/word/2010/wordprocessingInk" xmlns:wne="http://schemas.microsoft.com/office/word/2006/wordml" xmlns:wps="http://schemas.microsoft.com/office/word/2010/wordprocessingShape" mc:Ignorable="w14 w15 w16se w16cid w16 w16cex w16sdtdh w16sdtfl w16du wp14">
   <w:footnote w:type="separator" w:id="-1">
     <w:p>
       <w:pPr>
@@ -6835,8 +6722,8 @@
 </file>
 
 <file path=word/numbering.xml><?xml version="1.0" encoding="utf-8"?>
-<w:numbering xmlns:wpc="http://schemas.microsoft.com/office/word/2010/wordprocessingCanvas" xmlns:mc="http://schemas.openxmlformats.org/markup-compatibility/2006" xmlns:o="urn:schemas-microsoft-com:office:office" xmlns:r="http://schemas.openxmlformats.org/officeDocument/2006/relationships" xmlns:m="http://schemas.openxmlformats.org/officeDocument/2006/math" xmlns:v="urn:schemas-microsoft-com:vml" xmlns:wp14="http://schemas.microsoft.com/office/word/2010/wordprocessingDrawing" xmlns:wp="http://schemas.openxmlformats.org/drawingml/2006/wordprocessingDrawing" xmlns:w10="urn:schemas-microsoft-com:office:word" xmlns:w="http://schemas.openxmlformats.org/wordprocessingml/2006/main" xmlns:w14="http://schemas.microsoft.com/office/word/2010/wordml" xmlns:w15="http://schemas.microsoft.com/office/word/2012/wordml" xmlns:wpg="http://schemas.microsoft.com/office/word/2010/wordprocessingGroup" xmlns:wpi="http://schemas.microsoft.com/office/word/2010/wordprocessingInk" xmlns:wne="http://schemas.microsoft.com/office/word/2006/wordml" xmlns:wps="http://schemas.microsoft.com/office/word/2010/wordprocessingShape" mc:Ignorable="w14 w15 wp14">
-  <w:abstractNum w:abstractNumId="0">
+<w:numbering xmlns:wpc="http://schemas.microsoft.com/office/word/2010/wordprocessingCanvas" xmlns:cx="http://schemas.microsoft.com/office/drawing/2014/chartex" xmlns:cx1="http://schemas.microsoft.com/office/drawing/2015/9/8/chartex" xmlns:cx2="http://schemas.microsoft.com/office/drawing/2015/10/21/chartex" xmlns:cx3="http://schemas.microsoft.com/office/drawing/2016/5/9/chartex" xmlns:cx4="http://schemas.microsoft.com/office/drawing/2016/5/10/chartex" xmlns:cx5="http://schemas.microsoft.com/office/drawing/2016/5/11/chartex" xmlns:cx6="http://schemas.microsoft.com/office/drawing/2016/5/12/chartex" xmlns:cx7="http://schemas.microsoft.com/office/drawing/2016/5/13/chartex" xmlns:cx8="http://schemas.microsoft.com/office/drawing/2016/5/14/chartex" xmlns:mc="http://schemas.openxmlformats.org/markup-compatibility/2006" xmlns:aink="http://schemas.microsoft.com/office/drawing/2016/ink" xmlns:am3d="http://schemas.microsoft.com/office/drawing/2017/model3d" xmlns:o="urn:schemas-microsoft-com:office:office" xmlns:oel="http://schemas.microsoft.com/office/2019/extlst" xmlns:r="http://schemas.openxmlformats.org/officeDocument/2006/relationships" xmlns:m="http://schemas.openxmlformats.org/officeDocument/2006/math" xmlns:v="urn:schemas-microsoft-com:vml" xmlns:wp14="http://schemas.microsoft.com/office/word/2010/wordprocessingDrawing" xmlns:wp="http://schemas.openxmlformats.org/drawingml/2006/wordprocessingDrawing" xmlns:w10="urn:schemas-microsoft-com:office:word" xmlns:w="http://schemas.openxmlformats.org/wordprocessingml/2006/main" xmlns:w14="http://schemas.microsoft.com/office/word/2010/wordml" xmlns:w15="http://schemas.microsoft.com/office/word/2012/wordml" xmlns:w16cex="http://schemas.microsoft.com/office/word/2018/wordml/cex" xmlns:w16cid="http://schemas.microsoft.com/office/word/2016/wordml/cid" xmlns:w16="http://schemas.microsoft.com/office/word/2018/wordml" xmlns:w16du="http://schemas.microsoft.com/office/word/2023/wordml/word16du" xmlns:w16sdtdh="http://schemas.microsoft.com/office/word/2020/wordml/sdtdatahash" xmlns:w16sdtfl="http://schemas.microsoft.com/office/word/2024/wordml/sdtformatlock" xmlns:w16se="http://schemas.microsoft.com/office/word/2015/wordml/symex" xmlns:wpg="http://schemas.microsoft.com/office/word/2010/wordprocessingGroup" xmlns:wpi="http://schemas.microsoft.com/office/word/2010/wordprocessingInk" xmlns:wne="http://schemas.microsoft.com/office/word/2006/wordml" xmlns:wps="http://schemas.microsoft.com/office/word/2010/wordprocessingShape" mc:Ignorable="w14 w15 w16se w16cid w16 w16cex w16sdtdh w16sdtfl w16du wp14">
+  <w:abstractNum w:abstractNumId="0" w15:restartNumberingAfterBreak="0">
     <w:nsid w:val="0133433C"/>
     <w:multiLevelType w:val="hybridMultilevel"/>
     <w:tmpl w:val="51CED608"/>
@@ -6922,7 +6809,7 @@
       </w:pPr>
     </w:lvl>
   </w:abstractNum>
-  <w:abstractNum w:abstractNumId="1">
+  <w:abstractNum w:abstractNumId="1" w15:restartNumberingAfterBreak="0">
     <w:nsid w:val="0310284A"/>
     <w:multiLevelType w:val="hybridMultilevel"/>
     <w:tmpl w:val="3708A730"/>
@@ -7012,7 +6899,7 @@
       </w:pPr>
     </w:lvl>
   </w:abstractNum>
-  <w:abstractNum w:abstractNumId="2">
+  <w:abstractNum w:abstractNumId="2" w15:restartNumberingAfterBreak="0">
     <w:nsid w:val="08AB473B"/>
     <w:multiLevelType w:val="hybridMultilevel"/>
     <w:tmpl w:val="A9C2FC04"/>
@@ -7125,7 +7012,7 @@
       </w:rPr>
     </w:lvl>
   </w:abstractNum>
-  <w:abstractNum w:abstractNumId="3">
+  <w:abstractNum w:abstractNumId="3" w15:restartNumberingAfterBreak="0">
     <w:nsid w:val="0AD36678"/>
     <w:multiLevelType w:val="hybridMultilevel"/>
     <w:tmpl w:val="FC0C0FA0"/>
@@ -7216,7 +7103,7 @@
       </w:pPr>
     </w:lvl>
   </w:abstractNum>
-  <w:abstractNum w:abstractNumId="4">
+  <w:abstractNum w:abstractNumId="4" w15:restartNumberingAfterBreak="0">
     <w:nsid w:val="0D302DF9"/>
     <w:multiLevelType w:val="hybridMultilevel"/>
     <w:tmpl w:val="D5D28F78"/>
@@ -7302,7 +7189,7 @@
       </w:pPr>
     </w:lvl>
   </w:abstractNum>
-  <w:abstractNum w:abstractNumId="5">
+  <w:abstractNum w:abstractNumId="5" w15:restartNumberingAfterBreak="0">
     <w:nsid w:val="0D4708E1"/>
     <w:multiLevelType w:val="hybridMultilevel"/>
     <w:tmpl w:val="BC8CC5E4"/>
@@ -7415,7 +7302,7 @@
       </w:rPr>
     </w:lvl>
   </w:abstractNum>
-  <w:abstractNum w:abstractNumId="6">
+  <w:abstractNum w:abstractNumId="6" w15:restartNumberingAfterBreak="0">
     <w:nsid w:val="0E9112E5"/>
     <w:multiLevelType w:val="hybridMultilevel"/>
     <w:tmpl w:val="D2CEE162"/>
@@ -7505,7 +7392,7 @@
       </w:pPr>
     </w:lvl>
   </w:abstractNum>
-  <w:abstractNum w:abstractNumId="7">
+  <w:abstractNum w:abstractNumId="7" w15:restartNumberingAfterBreak="0">
     <w:nsid w:val="11BC1B63"/>
     <w:multiLevelType w:val="hybridMultilevel"/>
     <w:tmpl w:val="B258670C"/>
@@ -7618,7 +7505,7 @@
       </w:rPr>
     </w:lvl>
   </w:abstractNum>
-  <w:abstractNum w:abstractNumId="8">
+  <w:abstractNum w:abstractNumId="8" w15:restartNumberingAfterBreak="0">
     <w:nsid w:val="18290BF2"/>
     <w:multiLevelType w:val="hybridMultilevel"/>
     <w:tmpl w:val="0572470E"/>
@@ -7707,7 +7594,7 @@
       </w:pPr>
     </w:lvl>
   </w:abstractNum>
-  <w:abstractNum w:abstractNumId="9">
+  <w:abstractNum w:abstractNumId="9" w15:restartNumberingAfterBreak="0">
     <w:nsid w:val="184F48C7"/>
     <w:multiLevelType w:val="hybridMultilevel"/>
     <w:tmpl w:val="E2CAF2BE"/>
@@ -7796,7 +7683,7 @@
       </w:pPr>
     </w:lvl>
   </w:abstractNum>
-  <w:abstractNum w:abstractNumId="10">
+  <w:abstractNum w:abstractNumId="10" w15:restartNumberingAfterBreak="0">
     <w:nsid w:val="190E6495"/>
     <w:multiLevelType w:val="hybridMultilevel"/>
     <w:tmpl w:val="D2CEE162"/>
@@ -7886,7 +7773,7 @@
       </w:pPr>
     </w:lvl>
   </w:abstractNum>
-  <w:abstractNum w:abstractNumId="11">
+  <w:abstractNum w:abstractNumId="11" w15:restartNumberingAfterBreak="0">
     <w:nsid w:val="1F1E7A07"/>
     <w:multiLevelType w:val="multilevel"/>
     <w:tmpl w:val="808C1D9E"/>
@@ -7999,7 +7886,7 @@
       </w:pPr>
     </w:lvl>
   </w:abstractNum>
-  <w:abstractNum w:abstractNumId="12">
+  <w:abstractNum w:abstractNumId="12" w15:restartNumberingAfterBreak="0">
     <w:nsid w:val="20D5349B"/>
     <w:multiLevelType w:val="hybridMultilevel"/>
     <w:tmpl w:val="CA9A079C"/>
@@ -8088,7 +7975,7 @@
       </w:pPr>
     </w:lvl>
   </w:abstractNum>
-  <w:abstractNum w:abstractNumId="13">
+  <w:abstractNum w:abstractNumId="13" w15:restartNumberingAfterBreak="0">
     <w:nsid w:val="2B6450E4"/>
     <w:multiLevelType w:val="hybridMultilevel"/>
     <w:tmpl w:val="23C25306"/>
@@ -8179,7 +8066,7 @@
       </w:pPr>
     </w:lvl>
   </w:abstractNum>
-  <w:abstractNum w:abstractNumId="14">
+  <w:abstractNum w:abstractNumId="14" w15:restartNumberingAfterBreak="0">
     <w:nsid w:val="2D0F5EA6"/>
     <w:multiLevelType w:val="hybridMultilevel"/>
     <w:tmpl w:val="59FEBB8C"/>
@@ -8269,7 +8156,7 @@
       </w:pPr>
     </w:lvl>
   </w:abstractNum>
-  <w:abstractNum w:abstractNumId="15">
+  <w:abstractNum w:abstractNumId="15" w15:restartNumberingAfterBreak="0">
     <w:nsid w:val="2D695356"/>
     <w:multiLevelType w:val="hybridMultilevel"/>
     <w:tmpl w:val="27509F44"/>
@@ -8355,7 +8242,7 @@
       </w:pPr>
     </w:lvl>
   </w:abstractNum>
-  <w:abstractNum w:abstractNumId="16">
+  <w:abstractNum w:abstractNumId="16" w15:restartNumberingAfterBreak="0">
     <w:nsid w:val="2F4116EC"/>
     <w:multiLevelType w:val="hybridMultilevel"/>
     <w:tmpl w:val="5DB66E32"/>
@@ -8468,7 +8355,7 @@
       </w:rPr>
     </w:lvl>
   </w:abstractNum>
-  <w:abstractNum w:abstractNumId="17">
+  <w:abstractNum w:abstractNumId="17" w15:restartNumberingAfterBreak="0">
     <w:nsid w:val="321F7F52"/>
     <w:multiLevelType w:val="hybridMultilevel"/>
     <w:tmpl w:val="0016B0A0"/>
@@ -8581,7 +8468,7 @@
       </w:rPr>
     </w:lvl>
   </w:abstractNum>
-  <w:abstractNum w:abstractNumId="18">
+  <w:abstractNum w:abstractNumId="18" w15:restartNumberingAfterBreak="0">
     <w:nsid w:val="36187DAE"/>
     <w:multiLevelType w:val="hybridMultilevel"/>
     <w:tmpl w:val="949EDA54"/>
@@ -8670,7 +8557,7 @@
       </w:pPr>
     </w:lvl>
   </w:abstractNum>
-  <w:abstractNum w:abstractNumId="19">
+  <w:abstractNum w:abstractNumId="19" w15:restartNumberingAfterBreak="0">
     <w:nsid w:val="364662FB"/>
     <w:multiLevelType w:val="hybridMultilevel"/>
     <w:tmpl w:val="04E2B7A8"/>
@@ -8762,7 +8649,7 @@
       </w:pPr>
     </w:lvl>
   </w:abstractNum>
-  <w:abstractNum w:abstractNumId="20">
+  <w:abstractNum w:abstractNumId="20" w15:restartNumberingAfterBreak="0">
     <w:nsid w:val="38431A23"/>
     <w:multiLevelType w:val="hybridMultilevel"/>
     <w:tmpl w:val="B1A0E3C2"/>
@@ -8852,7 +8739,7 @@
       </w:pPr>
     </w:lvl>
   </w:abstractNum>
-  <w:abstractNum w:abstractNumId="21">
+  <w:abstractNum w:abstractNumId="21" w15:restartNumberingAfterBreak="0">
     <w:nsid w:val="39774442"/>
     <w:multiLevelType w:val="hybridMultilevel"/>
     <w:tmpl w:val="C434A64C"/>
@@ -8965,7 +8852,7 @@
       </w:rPr>
     </w:lvl>
   </w:abstractNum>
-  <w:abstractNum w:abstractNumId="22">
+  <w:abstractNum w:abstractNumId="22" w15:restartNumberingAfterBreak="0">
     <w:nsid w:val="3CB7706A"/>
     <w:multiLevelType w:val="hybridMultilevel"/>
     <w:tmpl w:val="A142E5C0"/>
@@ -9078,7 +8965,7 @@
       </w:rPr>
     </w:lvl>
   </w:abstractNum>
-  <w:abstractNum w:abstractNumId="23">
+  <w:abstractNum w:abstractNumId="23" w15:restartNumberingAfterBreak="0">
     <w:nsid w:val="3CC63B99"/>
     <w:multiLevelType w:val="hybridMultilevel"/>
     <w:tmpl w:val="1748ACD4"/>
@@ -9164,7 +9051,7 @@
       </w:pPr>
     </w:lvl>
   </w:abstractNum>
-  <w:abstractNum w:abstractNumId="24">
+  <w:abstractNum w:abstractNumId="24" w15:restartNumberingAfterBreak="0">
     <w:nsid w:val="403B6466"/>
     <w:multiLevelType w:val="hybridMultilevel"/>
     <w:tmpl w:val="A3F2F9B2"/>
@@ -9254,7 +9141,7 @@
       </w:pPr>
     </w:lvl>
   </w:abstractNum>
-  <w:abstractNum w:abstractNumId="25">
+  <w:abstractNum w:abstractNumId="25" w15:restartNumberingAfterBreak="0">
     <w:nsid w:val="445A61E6"/>
     <w:multiLevelType w:val="hybridMultilevel"/>
     <w:tmpl w:val="188ABF98"/>
@@ -9367,7 +9254,7 @@
       </w:rPr>
     </w:lvl>
   </w:abstractNum>
-  <w:abstractNum w:abstractNumId="26">
+  <w:abstractNum w:abstractNumId="26" w15:restartNumberingAfterBreak="0">
     <w:nsid w:val="48CE4A41"/>
     <w:multiLevelType w:val="hybridMultilevel"/>
     <w:tmpl w:val="8DF22902"/>
@@ -9480,7 +9367,7 @@
       </w:rPr>
     </w:lvl>
   </w:abstractNum>
-  <w:abstractNum w:abstractNumId="27">
+  <w:abstractNum w:abstractNumId="27" w15:restartNumberingAfterBreak="0">
     <w:nsid w:val="4CA0537F"/>
     <w:multiLevelType w:val="hybridMultilevel"/>
     <w:tmpl w:val="B914BF32"/>
@@ -9570,7 +9457,7 @@
       </w:pPr>
     </w:lvl>
   </w:abstractNum>
-  <w:abstractNum w:abstractNumId="28">
+  <w:abstractNum w:abstractNumId="28" w15:restartNumberingAfterBreak="0">
     <w:nsid w:val="4EAC611B"/>
     <w:multiLevelType w:val="hybridMultilevel"/>
     <w:tmpl w:val="905C8FDC"/>
@@ -9659,7 +9546,7 @@
       </w:pPr>
     </w:lvl>
   </w:abstractNum>
-  <w:abstractNum w:abstractNumId="29">
+  <w:abstractNum w:abstractNumId="29" w15:restartNumberingAfterBreak="0">
     <w:nsid w:val="4ECE6A8C"/>
     <w:multiLevelType w:val="hybridMultilevel"/>
     <w:tmpl w:val="A3DA7EAE"/>
@@ -9772,7 +9659,7 @@
       </w:rPr>
     </w:lvl>
   </w:abstractNum>
-  <w:abstractNum w:abstractNumId="30">
+  <w:abstractNum w:abstractNumId="30" w15:restartNumberingAfterBreak="0">
     <w:nsid w:val="5163195F"/>
     <w:multiLevelType w:val="hybridMultilevel"/>
     <w:tmpl w:val="CA9A079C"/>
@@ -9861,7 +9748,7 @@
       </w:pPr>
     </w:lvl>
   </w:abstractNum>
-  <w:abstractNum w:abstractNumId="31">
+  <w:abstractNum w:abstractNumId="31" w15:restartNumberingAfterBreak="0">
     <w:nsid w:val="517B1845"/>
     <w:multiLevelType w:val="hybridMultilevel"/>
     <w:tmpl w:val="73E2300E"/>
@@ -9974,7 +9861,7 @@
       </w:rPr>
     </w:lvl>
   </w:abstractNum>
-  <w:abstractNum w:abstractNumId="32">
+  <w:abstractNum w:abstractNumId="32" w15:restartNumberingAfterBreak="0">
     <w:nsid w:val="536D321E"/>
     <w:multiLevelType w:val="hybridMultilevel"/>
     <w:tmpl w:val="B396FD76"/>
@@ -10087,7 +9974,7 @@
       </w:rPr>
     </w:lvl>
   </w:abstractNum>
-  <w:abstractNum w:abstractNumId="33">
+  <w:abstractNum w:abstractNumId="33" w15:restartNumberingAfterBreak="0">
     <w:nsid w:val="580C1166"/>
     <w:multiLevelType w:val="hybridMultilevel"/>
     <w:tmpl w:val="F0BCE120"/>
@@ -10176,7 +10063,7 @@
       </w:pPr>
     </w:lvl>
   </w:abstractNum>
-  <w:abstractNum w:abstractNumId="34">
+  <w:abstractNum w:abstractNumId="34" w15:restartNumberingAfterBreak="0">
     <w:nsid w:val="5D6E7E76"/>
     <w:multiLevelType w:val="hybridMultilevel"/>
     <w:tmpl w:val="A3F2F9B2"/>
@@ -10266,7 +10153,7 @@
       </w:pPr>
     </w:lvl>
   </w:abstractNum>
-  <w:abstractNum w:abstractNumId="35">
+  <w:abstractNum w:abstractNumId="35" w15:restartNumberingAfterBreak="0">
     <w:nsid w:val="5E106381"/>
     <w:multiLevelType w:val="hybridMultilevel"/>
     <w:tmpl w:val="CCEAD972"/>
@@ -10355,7 +10242,7 @@
       </w:pPr>
     </w:lvl>
   </w:abstractNum>
-  <w:abstractNum w:abstractNumId="36">
+  <w:abstractNum w:abstractNumId="36" w15:restartNumberingAfterBreak="0">
     <w:nsid w:val="62441A1D"/>
     <w:multiLevelType w:val="hybridMultilevel"/>
     <w:tmpl w:val="D2CEE162"/>
@@ -10445,7 +10332,7 @@
       </w:pPr>
     </w:lvl>
   </w:abstractNum>
-  <w:abstractNum w:abstractNumId="37">
+  <w:abstractNum w:abstractNumId="37" w15:restartNumberingAfterBreak="0">
     <w:nsid w:val="6252232C"/>
     <w:multiLevelType w:val="hybridMultilevel"/>
     <w:tmpl w:val="7BAE5CE2"/>
@@ -10536,7 +10423,7 @@
       </w:pPr>
     </w:lvl>
   </w:abstractNum>
-  <w:abstractNum w:abstractNumId="38">
+  <w:abstractNum w:abstractNumId="38" w15:restartNumberingAfterBreak="0">
     <w:nsid w:val="641953C1"/>
     <w:multiLevelType w:val="hybridMultilevel"/>
     <w:tmpl w:val="B9F6876C"/>
@@ -10649,7 +10536,7 @@
       </w:rPr>
     </w:lvl>
   </w:abstractNum>
-  <w:abstractNum w:abstractNumId="39">
+  <w:abstractNum w:abstractNumId="39" w15:restartNumberingAfterBreak="0">
     <w:nsid w:val="654974B3"/>
     <w:multiLevelType w:val="hybridMultilevel"/>
     <w:tmpl w:val="F0BCE120"/>
@@ -10738,7 +10625,7 @@
       </w:pPr>
     </w:lvl>
   </w:abstractNum>
-  <w:abstractNum w:abstractNumId="40">
+  <w:abstractNum w:abstractNumId="40" w15:restartNumberingAfterBreak="0">
     <w:nsid w:val="680850D2"/>
     <w:multiLevelType w:val="hybridMultilevel"/>
     <w:tmpl w:val="391AF31C"/>
@@ -10851,7 +10738,7 @@
       </w:rPr>
     </w:lvl>
   </w:abstractNum>
-  <w:abstractNum w:abstractNumId="41">
+  <w:abstractNum w:abstractNumId="41" w15:restartNumberingAfterBreak="0">
     <w:nsid w:val="695B1FC5"/>
     <w:multiLevelType w:val="hybridMultilevel"/>
     <w:tmpl w:val="7688B7E4"/>
@@ -10964,7 +10851,7 @@
       </w:rPr>
     </w:lvl>
   </w:abstractNum>
-  <w:abstractNum w:abstractNumId="42">
+  <w:abstractNum w:abstractNumId="42" w15:restartNumberingAfterBreak="0">
     <w:nsid w:val="6D076F2B"/>
     <w:multiLevelType w:val="hybridMultilevel"/>
     <w:tmpl w:val="4D54ED9C"/>
@@ -11077,7 +10964,7 @@
       </w:rPr>
     </w:lvl>
   </w:abstractNum>
-  <w:abstractNum w:abstractNumId="43">
+  <w:abstractNum w:abstractNumId="43" w15:restartNumberingAfterBreak="0">
     <w:nsid w:val="6E3F2B2F"/>
     <w:multiLevelType w:val="hybridMultilevel"/>
     <w:tmpl w:val="AD041594"/>
@@ -11190,7 +11077,7 @@
       </w:rPr>
     </w:lvl>
   </w:abstractNum>
-  <w:abstractNum w:abstractNumId="44">
+  <w:abstractNum w:abstractNumId="44" w15:restartNumberingAfterBreak="0">
     <w:nsid w:val="746345B1"/>
     <w:multiLevelType w:val="hybridMultilevel"/>
     <w:tmpl w:val="22568D92"/>
@@ -11279,7 +11166,7 @@
       </w:pPr>
     </w:lvl>
   </w:abstractNum>
-  <w:abstractNum w:abstractNumId="45">
+  <w:abstractNum w:abstractNumId="45" w15:restartNumberingAfterBreak="0">
     <w:nsid w:val="748C72CA"/>
     <w:multiLevelType w:val="hybridMultilevel"/>
     <w:tmpl w:val="FBEE7376"/>
@@ -11369,7 +11256,7 @@
       </w:pPr>
     </w:lvl>
   </w:abstractNum>
-  <w:abstractNum w:abstractNumId="46">
+  <w:abstractNum w:abstractNumId="46" w15:restartNumberingAfterBreak="0">
     <w:nsid w:val="755C1C22"/>
     <w:multiLevelType w:val="hybridMultilevel"/>
     <w:tmpl w:val="977E29A6"/>
@@ -11482,7 +11369,7 @@
       </w:rPr>
     </w:lvl>
   </w:abstractNum>
-  <w:abstractNum w:abstractNumId="47">
+  <w:abstractNum w:abstractNumId="47" w15:restartNumberingAfterBreak="0">
     <w:nsid w:val="7C082528"/>
     <w:multiLevelType w:val="hybridMultilevel"/>
     <w:tmpl w:val="000E587C"/>
@@ -11571,155 +11458,155 @@
       </w:pPr>
     </w:lvl>
   </w:abstractNum>
-  <w:num w:numId="1">
+  <w:num w:numId="1" w16cid:durableId="1114978932">
     <w:abstractNumId w:val="46"/>
   </w:num>
-  <w:num w:numId="2">
+  <w:num w:numId="2" w16cid:durableId="1084955825">
     <w:abstractNumId w:val="7"/>
   </w:num>
-  <w:num w:numId="3">
+  <w:num w:numId="3" w16cid:durableId="1086849089">
     <w:abstractNumId w:val="26"/>
   </w:num>
-  <w:num w:numId="4">
+  <w:num w:numId="4" w16cid:durableId="1501038411">
     <w:abstractNumId w:val="28"/>
   </w:num>
-  <w:num w:numId="5">
+  <w:num w:numId="5" w16cid:durableId="1591812404">
     <w:abstractNumId w:val="44"/>
   </w:num>
-  <w:num w:numId="6">
+  <w:num w:numId="6" w16cid:durableId="1628775058">
     <w:abstractNumId w:val="8"/>
   </w:num>
-  <w:num w:numId="7">
+  <w:num w:numId="7" w16cid:durableId="1873686178">
     <w:abstractNumId w:val="30"/>
   </w:num>
-  <w:num w:numId="8">
+  <w:num w:numId="8" w16cid:durableId="1436632523">
     <w:abstractNumId w:val="40"/>
   </w:num>
-  <w:num w:numId="9">
+  <w:num w:numId="9" w16cid:durableId="1382439414">
     <w:abstractNumId w:val="4"/>
   </w:num>
-  <w:num w:numId="10">
+  <w:num w:numId="10" w16cid:durableId="512384091">
     <w:abstractNumId w:val="15"/>
   </w:num>
-  <w:num w:numId="11">
+  <w:num w:numId="11" w16cid:durableId="2040162257">
     <w:abstractNumId w:val="41"/>
   </w:num>
-  <w:num w:numId="12">
+  <w:num w:numId="12" w16cid:durableId="1981886303">
     <w:abstractNumId w:val="22"/>
   </w:num>
-  <w:num w:numId="13">
+  <w:num w:numId="13" w16cid:durableId="1285697711">
     <w:abstractNumId w:val="0"/>
   </w:num>
-  <w:num w:numId="14">
+  <w:num w:numId="14" w16cid:durableId="373773329">
     <w:abstractNumId w:val="17"/>
   </w:num>
-  <w:num w:numId="15">
+  <w:num w:numId="15" w16cid:durableId="892691918">
     <w:abstractNumId w:val="16"/>
   </w:num>
-  <w:num w:numId="16">
+  <w:num w:numId="16" w16cid:durableId="586884318">
     <w:abstractNumId w:val="42"/>
   </w:num>
-  <w:num w:numId="17">
+  <w:num w:numId="17" w16cid:durableId="354815521">
     <w:abstractNumId w:val="29"/>
   </w:num>
-  <w:num w:numId="18">
+  <w:num w:numId="18" w16cid:durableId="607587844">
     <w:abstractNumId w:val="12"/>
   </w:num>
-  <w:num w:numId="19">
+  <w:num w:numId="19" w16cid:durableId="1217157580">
     <w:abstractNumId w:val="2"/>
   </w:num>
-  <w:num w:numId="20">
+  <w:num w:numId="20" w16cid:durableId="144395916">
     <w:abstractNumId w:val="43"/>
   </w:num>
-  <w:num w:numId="21">
+  <w:num w:numId="21" w16cid:durableId="241184358">
     <w:abstractNumId w:val="31"/>
   </w:num>
-  <w:num w:numId="22">
+  <w:num w:numId="22" w16cid:durableId="688987289">
     <w:abstractNumId w:val="19"/>
   </w:num>
-  <w:num w:numId="23">
+  <w:num w:numId="23" w16cid:durableId="1450974212">
     <w:abstractNumId w:val="18"/>
   </w:num>
-  <w:num w:numId="24">
+  <w:num w:numId="24" w16cid:durableId="886260631">
     <w:abstractNumId w:val="38"/>
   </w:num>
-  <w:num w:numId="25">
+  <w:num w:numId="25" w16cid:durableId="137575768">
     <w:abstractNumId w:val="23"/>
   </w:num>
-  <w:num w:numId="26">
+  <w:num w:numId="26" w16cid:durableId="699432803">
     <w:abstractNumId w:val="35"/>
   </w:num>
-  <w:num w:numId="27">
+  <w:num w:numId="27" w16cid:durableId="1456605284">
     <w:abstractNumId w:val="5"/>
   </w:num>
-  <w:num w:numId="28">
+  <w:num w:numId="28" w16cid:durableId="2097435400">
     <w:abstractNumId w:val="25"/>
   </w:num>
-  <w:num w:numId="29">
+  <w:num w:numId="29" w16cid:durableId="1010253453">
     <w:abstractNumId w:val="21"/>
   </w:num>
-  <w:num w:numId="30">
+  <w:num w:numId="30" w16cid:durableId="782305098">
     <w:abstractNumId w:val="3"/>
   </w:num>
-  <w:num w:numId="31">
+  <w:num w:numId="31" w16cid:durableId="1911962146">
     <w:abstractNumId w:val="11"/>
   </w:num>
-  <w:num w:numId="32">
+  <w:num w:numId="32" w16cid:durableId="92671982">
     <w:abstractNumId w:val="1"/>
   </w:num>
-  <w:num w:numId="33">
+  <w:num w:numId="33" w16cid:durableId="2091073653">
     <w:abstractNumId w:val="32"/>
   </w:num>
-  <w:num w:numId="34">
+  <w:num w:numId="34" w16cid:durableId="1805460040">
     <w:abstractNumId w:val="45"/>
   </w:num>
-  <w:num w:numId="35">
+  <w:num w:numId="35" w16cid:durableId="1616790747">
     <w:abstractNumId w:val="34"/>
   </w:num>
-  <w:num w:numId="36">
+  <w:num w:numId="36" w16cid:durableId="1386946817">
     <w:abstractNumId w:val="24"/>
   </w:num>
-  <w:num w:numId="37">
+  <w:num w:numId="37" w16cid:durableId="1405420956">
     <w:abstractNumId w:val="47"/>
   </w:num>
-  <w:num w:numId="38">
+  <w:num w:numId="38" w16cid:durableId="2046516102">
     <w:abstractNumId w:val="9"/>
   </w:num>
-  <w:num w:numId="39">
+  <w:num w:numId="39" w16cid:durableId="986086373">
     <w:abstractNumId w:val="39"/>
   </w:num>
-  <w:num w:numId="40">
+  <w:num w:numId="40" w16cid:durableId="194386923">
     <w:abstractNumId w:val="33"/>
   </w:num>
-  <w:num w:numId="41">
+  <w:num w:numId="41" w16cid:durableId="1934632022">
     <w:abstractNumId w:val="13"/>
   </w:num>
-  <w:num w:numId="42">
+  <w:num w:numId="42" w16cid:durableId="1081753664">
     <w:abstractNumId w:val="10"/>
   </w:num>
-  <w:num w:numId="43">
+  <w:num w:numId="43" w16cid:durableId="1580940896">
     <w:abstractNumId w:val="36"/>
   </w:num>
-  <w:num w:numId="44">
+  <w:num w:numId="44" w16cid:durableId="93789695">
     <w:abstractNumId w:val="6"/>
   </w:num>
-  <w:num w:numId="45">
+  <w:num w:numId="45" w16cid:durableId="396366734">
     <w:abstractNumId w:val="14"/>
   </w:num>
-  <w:num w:numId="46">
+  <w:num w:numId="46" w16cid:durableId="616984641">
     <w:abstractNumId w:val="27"/>
   </w:num>
-  <w:num w:numId="47">
+  <w:num w:numId="47" w16cid:durableId="1908104381">
     <w:abstractNumId w:val="20"/>
   </w:num>
-  <w:num w:numId="48">
+  <w:num w:numId="48" w16cid:durableId="341590299">
     <w:abstractNumId w:val="37"/>
   </w:num>
 </w:numbering>
 </file>
 
 <file path=word/styles.xml><?xml version="1.0" encoding="utf-8"?>
-<w:styles xmlns:mc="http://schemas.openxmlformats.org/markup-compatibility/2006" xmlns:r="http://schemas.openxmlformats.org/officeDocument/2006/relationships" xmlns:w="http://schemas.openxmlformats.org/wordprocessingml/2006/main" xmlns:w14="http://schemas.microsoft.com/office/word/2010/wordml" xmlns:w15="http://schemas.microsoft.com/office/word/2012/wordml" mc:Ignorable="w14 w15">
+<w:styles xmlns:mc="http://schemas.openxmlformats.org/markup-compatibility/2006" xmlns:r="http://schemas.openxmlformats.org/officeDocument/2006/relationships" xmlns:w="http://schemas.openxmlformats.org/wordprocessingml/2006/main" xmlns:w14="http://schemas.microsoft.com/office/word/2010/wordml" xmlns:w15="http://schemas.microsoft.com/office/word/2012/wordml" xmlns:w16cex="http://schemas.microsoft.com/office/word/2018/wordml/cex" xmlns:w16cid="http://schemas.microsoft.com/office/word/2016/wordml/cid" xmlns:w16="http://schemas.microsoft.com/office/word/2018/wordml" xmlns:w16du="http://schemas.microsoft.com/office/word/2023/wordml/word16du" xmlns:w16sdtdh="http://schemas.microsoft.com/office/word/2020/wordml/sdtdatahash" xmlns:w16sdtfl="http://schemas.microsoft.com/office/word/2024/wordml/sdtformatlock" xmlns:w16se="http://schemas.microsoft.com/office/word/2015/wordml/symex" mc:Ignorable="w14 w15 w16se w16cid w16 w16cex w16sdtdh w16sdtfl w16du">
   <w:docDefaults>
     <w:rPrDefault>
       <w:rPr>
@@ -11735,7 +11622,7 @@
       </w:pPr>
     </w:pPrDefault>
   </w:docDefaults>
-  <w:latentStyles w:defLockedState="0" w:defUIPriority="99" w:defSemiHidden="0" w:defUnhideWhenUsed="0" w:defQFormat="0" w:count="371">
+  <w:latentStyles w:defLockedState="0" w:defUIPriority="99" w:defSemiHidden="0" w:defUnhideWhenUsed="0" w:defQFormat="0" w:count="376">
     <w:lsdException w:name="Normal" w:uiPriority="0" w:qFormat="1"/>
     <w:lsdException w:name="heading 1" w:uiPriority="9" w:qFormat="1"/>
     <w:lsdException w:name="heading 2" w:semiHidden="1" w:uiPriority="9" w:unhideWhenUsed="1" w:qFormat="1"/>
@@ -12107,6 +11994,11 @@
     <w:lsdException w:name="List Table 5 Dark Accent 6" w:uiPriority="50"/>
     <w:lsdException w:name="List Table 6 Colorful Accent 6" w:uiPriority="51"/>
     <w:lsdException w:name="List Table 7 Colorful Accent 6" w:uiPriority="52"/>
+    <w:lsdException w:name="Mention" w:semiHidden="1" w:unhideWhenUsed="1"/>
+    <w:lsdException w:name="Smart Hyperlink" w:semiHidden="1" w:unhideWhenUsed="1"/>
+    <w:lsdException w:name="Hashtag" w:semiHidden="1" w:unhideWhenUsed="1"/>
+    <w:lsdException w:name="Unresolved Mention" w:semiHidden="1" w:unhideWhenUsed="1"/>
+    <w:lsdException w:name="Smart Link" w:semiHidden="1" w:unhideWhenUsed="1"/>
   </w:latentStyles>
   <w:style w:type="paragraph" w:default="1" w:styleId="a">
     <w:name w:val="Normal"/>
